--- a/BSUIR/semestre 5/BD/Сушко_381574_БД_ЛР7.docx
+++ b/BSUIR/semestre 5/BD/Сушко_381574_БД_ЛР7.docx
@@ -809,27 +809,6 @@
     <w:p>
       <w:pPr>
         <w:spacing w:before="120" w:after="120" w:line="250" w:lineRule="atLeast"/>
-        <w:rPr>
-          <w:rFonts w:eastAsia="Times New Roman" w:cs="Times New Roman"/>
-          <w:color w:val="000000"/>
-          <w:sz w:val="20"/>
-          <w:szCs w:val="20"/>
-          <w:lang w:eastAsia="ru-RU"/>
-        </w:rPr>
-      </w:pPr>
-      <w:r>
-        <w:rPr>
-          <w:rFonts w:eastAsia="Times New Roman" w:cs="Times New Roman"/>
-          <w:color w:val="000000"/>
-          <w:szCs w:val="28"/>
-          <w:lang w:eastAsia="ru-RU"/>
-        </w:rPr>
-        <w:t> </w:t>
-      </w:r>
-    </w:p>
-    <w:p>
-      <w:pPr>
-        <w:spacing w:before="120" w:after="120" w:line="250" w:lineRule="atLeast"/>
         <w:jc w:val="center"/>
         <w:rPr>
           <w:rFonts w:eastAsia="Times New Roman" w:cs="Times New Roman"/>
@@ -1051,7 +1030,15 @@
           <w:szCs w:val="20"/>
           <w:shd w:val="clear" w:color="auto" w:fill="FFFFFF"/>
         </w:rPr>
-        <w:t>данных на даталогическом уровне (примеры создания модели базы данных с помощью ERwin приведены в [1, 10], с помощью Sparx Enterprise Architect в [2, 10];</w:t>
+        <w:t>данных на даталогическом уровне</w:t>
+      </w:r>
+      <w:r>
+        <w:rPr>
+          <w:color w:val="000000"/>
+          <w:szCs w:val="20"/>
+          <w:shd w:val="clear" w:color="auto" w:fill="FFFFFF"/>
+        </w:rPr>
+        <w:t>.</w:t>
       </w:r>
       <w:r>
         <w:rPr>
@@ -1067,7 +1054,15 @@
           <w:szCs w:val="20"/>
           <w:shd w:val="clear" w:color="auto" w:fill="FFFFFF"/>
         </w:rPr>
-        <w:t>также возможно применить средства выбранной для работы СУБД).</w:t>
+        <w:t>В</w:t>
+      </w:r>
+      <w:r>
+        <w:rPr>
+          <w:color w:val="000000"/>
+          <w:szCs w:val="20"/>
+          <w:shd w:val="clear" w:color="auto" w:fill="FFFFFF"/>
+        </w:rPr>
+        <w:t>озможно применить средства выбранной для работы СУБД.</w:t>
       </w:r>
     </w:p>
     <w:p>
@@ -1132,802 +1127,156 @@
           <w:shd w:val="clear" w:color="auto" w:fill="FFFFFF"/>
         </w:rPr>
       </w:pPr>
-      <w:r>
-        <w:rPr>
-          <w:bCs/>
-          <w:color w:val="000000"/>
-          <w:szCs w:val="20"/>
-          <w:shd w:val="clear" w:color="auto" w:fill="FFFFFF"/>
-        </w:rPr>
-        <w:t>Таблица 3.1 – Связи концептуальной модели</w:t>
-      </w:r>
-    </w:p>
-    <w:tbl>
-      <w:tblPr>
-        <w:tblStyle w:val="a3"/>
-        <w:tblW w:w="9457" w:type="dxa"/>
-        <w:tblLook w:val="04A0" w:firstRow="1" w:lastRow="0" w:firstColumn="1" w:lastColumn="0" w:noHBand="0" w:noVBand="1"/>
-      </w:tblPr>
-      <w:tblGrid>
-        <w:gridCol w:w="634"/>
-        <w:gridCol w:w="1425"/>
-        <w:gridCol w:w="3181"/>
-        <w:gridCol w:w="4217"/>
-      </w:tblGrid>
-      <w:tr>
-        <w:tc>
-          <w:tcPr>
-            <w:tcW w:w="634" w:type="dxa"/>
-          </w:tcPr>
-          <w:p>
-            <w:pPr>
-              <w:jc w:val="center"/>
-              <w:rPr>
-                <w:b/>
-                <w:color w:val="000000"/>
-                <w:szCs w:val="20"/>
-                <w:shd w:val="clear" w:color="auto" w:fill="FFFFFF"/>
-              </w:rPr>
-            </w:pPr>
-            <w:r>
-              <w:rPr>
-                <w:b/>
-                <w:color w:val="000000"/>
-                <w:szCs w:val="20"/>
-                <w:shd w:val="clear" w:color="auto" w:fill="FFFFFF"/>
-              </w:rPr>
-              <w:t>№</w:t>
-            </w:r>
-          </w:p>
-        </w:tc>
-        <w:tc>
-          <w:tcPr>
-            <w:tcW w:w="1425" w:type="dxa"/>
-          </w:tcPr>
-          <w:p>
-            <w:pPr>
-              <w:jc w:val="center"/>
-              <w:rPr>
-                <w:b/>
-                <w:color w:val="000000"/>
-                <w:szCs w:val="20"/>
-                <w:shd w:val="clear" w:color="auto" w:fill="FFFFFF"/>
-              </w:rPr>
-            </w:pPr>
-            <w:r>
-              <w:rPr>
-                <w:b/>
-                <w:color w:val="000000"/>
-                <w:szCs w:val="20"/>
-                <w:shd w:val="clear" w:color="auto" w:fill="FFFFFF"/>
-              </w:rPr>
-              <w:t>Название связи</w:t>
-            </w:r>
-          </w:p>
-        </w:tc>
-        <w:tc>
-          <w:tcPr>
-            <w:tcW w:w="3181" w:type="dxa"/>
-          </w:tcPr>
-          <w:p>
-            <w:pPr>
-              <w:jc w:val="center"/>
-              <w:rPr>
-                <w:b/>
-                <w:color w:val="000000"/>
-                <w:szCs w:val="20"/>
-                <w:shd w:val="clear" w:color="auto" w:fill="FFFFFF"/>
-              </w:rPr>
-            </w:pPr>
-            <w:r>
-              <w:rPr>
-                <w:b/>
-                <w:color w:val="000000"/>
-                <w:szCs w:val="20"/>
-                <w:shd w:val="clear" w:color="auto" w:fill="FFFFFF"/>
-              </w:rPr>
-              <w:t>Сущности</w:t>
-            </w:r>
-            <w:r>
-              <w:rPr>
-                <w:b/>
-                <w:color w:val="000000"/>
-                <w:szCs w:val="20"/>
-                <w:shd w:val="clear" w:color="auto" w:fill="FFFFFF"/>
-                <w:lang w:val="en-US"/>
-              </w:rPr>
-              <w:t xml:space="preserve">, </w:t>
-            </w:r>
-            <w:r>
-              <w:rPr>
-                <w:b/>
-                <w:color w:val="000000"/>
-                <w:szCs w:val="20"/>
-                <w:shd w:val="clear" w:color="auto" w:fill="FFFFFF"/>
-              </w:rPr>
-              <w:t>участвующие в связи</w:t>
-            </w:r>
-          </w:p>
-        </w:tc>
-        <w:tc>
-          <w:tcPr>
-            <w:tcW w:w="4217" w:type="dxa"/>
-          </w:tcPr>
-          <w:p>
-            <w:pPr>
-              <w:jc w:val="center"/>
-              <w:rPr>
-                <w:b/>
-                <w:color w:val="000000"/>
-                <w:szCs w:val="20"/>
-                <w:shd w:val="clear" w:color="auto" w:fill="FFFFFF"/>
-              </w:rPr>
-            </w:pPr>
-            <w:r>
-              <w:rPr>
-                <w:b/>
-                <w:color w:val="000000"/>
-                <w:szCs w:val="20"/>
-                <w:shd w:val="clear" w:color="auto" w:fill="FFFFFF"/>
-              </w:rPr>
-              <w:t>Назначение</w:t>
-            </w:r>
-          </w:p>
-        </w:tc>
-      </w:tr>
-      <w:tr>
-        <w:tc>
-          <w:tcPr>
-            <w:tcW w:w="634" w:type="dxa"/>
-          </w:tcPr>
-          <w:p>
-            <w:pPr>
-              <w:jc w:val="both"/>
-              <w:rPr>
-                <w:bCs/>
-                <w:color w:val="000000"/>
-                <w:szCs w:val="20"/>
-                <w:shd w:val="clear" w:color="auto" w:fill="FFFFFF"/>
-              </w:rPr>
-            </w:pPr>
-            <w:r>
-              <w:rPr>
-                <w:bCs/>
-                <w:color w:val="000000"/>
-                <w:szCs w:val="20"/>
-                <w:shd w:val="clear" w:color="auto" w:fill="FFFFFF"/>
-              </w:rPr>
-              <w:t>1</w:t>
-            </w:r>
-          </w:p>
-        </w:tc>
-        <w:tc>
-          <w:tcPr>
-            <w:tcW w:w="1425" w:type="dxa"/>
-          </w:tcPr>
-          <w:p>
-            <w:pPr>
-              <w:jc w:val="both"/>
-              <w:rPr>
-                <w:bCs/>
-                <w:color w:val="000000"/>
-                <w:szCs w:val="20"/>
-                <w:shd w:val="clear" w:color="auto" w:fill="FFFFFF"/>
-                <w:lang w:val="en-US"/>
-              </w:rPr>
-            </w:pPr>
-            <w:r>
-              <w:rPr>
-                <w:bCs/>
-                <w:color w:val="000000"/>
-                <w:szCs w:val="20"/>
-                <w:shd w:val="clear" w:color="auto" w:fill="FFFFFF"/>
-              </w:rPr>
-              <w:t>1</w:t>
-            </w:r>
-            <w:r>
-              <w:rPr>
-                <w:bCs/>
-                <w:color w:val="000000"/>
-                <w:szCs w:val="20"/>
-                <w:shd w:val="clear" w:color="auto" w:fill="FFFFFF"/>
-                <w:lang w:val="en-US"/>
-              </w:rPr>
-              <w:t>:N</w:t>
-            </w:r>
-          </w:p>
-        </w:tc>
-        <w:tc>
-          <w:tcPr>
-            <w:tcW w:w="3181" w:type="dxa"/>
-          </w:tcPr>
-          <w:p>
-            <w:pPr>
-              <w:jc w:val="both"/>
-              <w:rPr>
-                <w:bCs/>
-                <w:color w:val="000000"/>
-                <w:szCs w:val="20"/>
-                <w:shd w:val="clear" w:color="auto" w:fill="FFFFFF"/>
-                <w:lang w:val="en-US"/>
-              </w:rPr>
-            </w:pPr>
-            <w:r>
-              <w:rPr>
-                <w:bCs/>
-                <w:color w:val="000000"/>
-                <w:szCs w:val="20"/>
-                <w:shd w:val="clear" w:color="auto" w:fill="FFFFFF"/>
-                <w:lang w:val="en-US"/>
-              </w:rPr>
-              <w:t>Products</w:t>
-            </w:r>
-            <w:r>
-              <w:rPr>
-                <w:bCs/>
-                <w:color w:val="000000"/>
-                <w:szCs w:val="20"/>
-                <w:shd w:val="clear" w:color="auto" w:fill="FFFFFF"/>
-              </w:rPr>
-              <w:t xml:space="preserve"> </w:t>
-            </w:r>
-            <w:r>
-              <w:rPr>
-                <w:bCs/>
-                <w:color w:val="000000"/>
-                <w:szCs w:val="20"/>
-                <w:shd w:val="clear" w:color="auto" w:fill="FFFFFF"/>
-                <w:lang w:val="en-US"/>
-              </w:rPr>
-              <w:t>– Dishes_comp</w:t>
-            </w:r>
-          </w:p>
-        </w:tc>
-        <w:tc>
-          <w:tcPr>
-            <w:tcW w:w="4217" w:type="dxa"/>
-            <w:vMerge w:val="restart"/>
-          </w:tcPr>
-          <w:p>
-            <w:pPr>
-              <w:jc w:val="both"/>
-              <w:rPr>
-                <w:bCs/>
-                <w:color w:val="000000"/>
-                <w:szCs w:val="20"/>
-                <w:shd w:val="clear" w:color="auto" w:fill="FFFFFF"/>
-              </w:rPr>
-            </w:pPr>
-            <w:r>
-              <w:rPr>
-                <w:bCs/>
-                <w:color w:val="000000"/>
-                <w:szCs w:val="20"/>
-                <w:shd w:val="clear" w:color="auto" w:fill="FFFFFF"/>
-              </w:rPr>
-              <w:t>Для приготовления одного блюда нужно несколько продуктов</w:t>
-            </w:r>
-          </w:p>
-        </w:tc>
-      </w:tr>
-      <w:tr>
-        <w:tc>
-          <w:tcPr>
-            <w:tcW w:w="634" w:type="dxa"/>
-          </w:tcPr>
-          <w:p>
-            <w:pPr>
-              <w:jc w:val="both"/>
-              <w:rPr>
-                <w:bCs/>
-                <w:color w:val="000000"/>
-                <w:szCs w:val="20"/>
-                <w:shd w:val="clear" w:color="auto" w:fill="FFFFFF"/>
-                <w:lang w:val="en-US"/>
-              </w:rPr>
-            </w:pPr>
-            <w:r>
-              <w:rPr>
-                <w:bCs/>
-                <w:color w:val="000000"/>
-                <w:szCs w:val="20"/>
-                <w:shd w:val="clear" w:color="auto" w:fill="FFFFFF"/>
-                <w:lang w:val="en-US"/>
-              </w:rPr>
-              <w:t>2</w:t>
-            </w:r>
-          </w:p>
-        </w:tc>
-        <w:tc>
-          <w:tcPr>
-            <w:tcW w:w="1425" w:type="dxa"/>
-          </w:tcPr>
-          <w:p>
-            <w:pPr>
-              <w:jc w:val="both"/>
-              <w:rPr>
-                <w:bCs/>
-                <w:color w:val="000000"/>
-                <w:szCs w:val="20"/>
-                <w:shd w:val="clear" w:color="auto" w:fill="FFFFFF"/>
-              </w:rPr>
-            </w:pPr>
-            <w:r>
-              <w:rPr>
-                <w:bCs/>
-                <w:color w:val="000000"/>
-                <w:szCs w:val="20"/>
-                <w:shd w:val="clear" w:color="auto" w:fill="FFFFFF"/>
-              </w:rPr>
-              <w:t>1</w:t>
-            </w:r>
-            <w:r>
-              <w:rPr>
-                <w:bCs/>
-                <w:color w:val="000000"/>
-                <w:szCs w:val="20"/>
-                <w:shd w:val="clear" w:color="auto" w:fill="FFFFFF"/>
-                <w:lang w:val="en-US"/>
-              </w:rPr>
-              <w:t>:N</w:t>
-            </w:r>
-          </w:p>
-        </w:tc>
-        <w:tc>
-          <w:tcPr>
-            <w:tcW w:w="3181" w:type="dxa"/>
-          </w:tcPr>
-          <w:p>
-            <w:pPr>
-              <w:jc w:val="both"/>
-              <w:rPr>
-                <w:bCs/>
-                <w:color w:val="000000"/>
-                <w:szCs w:val="20"/>
-                <w:shd w:val="clear" w:color="auto" w:fill="FFFFFF"/>
-                <w:lang w:val="en-US"/>
-              </w:rPr>
-            </w:pPr>
-            <w:r>
-              <w:rPr>
-                <w:bCs/>
-                <w:color w:val="000000"/>
-                <w:szCs w:val="20"/>
-                <w:shd w:val="clear" w:color="auto" w:fill="FFFFFF"/>
-                <w:lang w:val="en-US"/>
-              </w:rPr>
-              <w:t>Dishes – Dishes_comp</w:t>
-            </w:r>
-          </w:p>
-        </w:tc>
-        <w:tc>
-          <w:tcPr>
-            <w:tcW w:w="4217" w:type="dxa"/>
-            <w:vMerge/>
-          </w:tcPr>
-          <w:p>
-            <w:pPr>
-              <w:jc w:val="both"/>
-              <w:rPr>
-                <w:bCs/>
-                <w:color w:val="000000"/>
-                <w:szCs w:val="20"/>
-                <w:shd w:val="clear" w:color="auto" w:fill="FFFFFF"/>
-              </w:rPr>
-            </w:pPr>
-          </w:p>
-        </w:tc>
-      </w:tr>
-      <w:tr>
-        <w:tc>
-          <w:tcPr>
-            <w:tcW w:w="634" w:type="dxa"/>
-          </w:tcPr>
-          <w:p>
-            <w:pPr>
-              <w:jc w:val="both"/>
-              <w:rPr>
-                <w:bCs/>
-                <w:color w:val="000000"/>
-                <w:szCs w:val="20"/>
-                <w:shd w:val="clear" w:color="auto" w:fill="FFFFFF"/>
-                <w:lang w:val="en-US"/>
-              </w:rPr>
-            </w:pPr>
-            <w:r>
-              <w:rPr>
-                <w:bCs/>
-                <w:color w:val="000000"/>
-                <w:szCs w:val="20"/>
-                <w:shd w:val="clear" w:color="auto" w:fill="FFFFFF"/>
-                <w:lang w:val="en-US"/>
-              </w:rPr>
-              <w:t>3</w:t>
-            </w:r>
-          </w:p>
-        </w:tc>
-        <w:tc>
-          <w:tcPr>
-            <w:tcW w:w="1425" w:type="dxa"/>
-          </w:tcPr>
-          <w:p>
-            <w:pPr>
-              <w:jc w:val="both"/>
-              <w:rPr>
-                <w:bCs/>
-                <w:color w:val="000000"/>
-                <w:szCs w:val="20"/>
-                <w:shd w:val="clear" w:color="auto" w:fill="FFFFFF"/>
-              </w:rPr>
-            </w:pPr>
-            <w:r>
-              <w:rPr>
-                <w:bCs/>
-                <w:color w:val="000000"/>
-                <w:szCs w:val="20"/>
-                <w:shd w:val="clear" w:color="auto" w:fill="FFFFFF"/>
-              </w:rPr>
-              <w:t>1</w:t>
-            </w:r>
-            <w:r>
-              <w:rPr>
-                <w:bCs/>
-                <w:color w:val="000000"/>
-                <w:szCs w:val="20"/>
-                <w:shd w:val="clear" w:color="auto" w:fill="FFFFFF"/>
-                <w:lang w:val="en-US"/>
-              </w:rPr>
-              <w:t>:N</w:t>
-            </w:r>
-          </w:p>
-        </w:tc>
-        <w:tc>
-          <w:tcPr>
-            <w:tcW w:w="3181" w:type="dxa"/>
-          </w:tcPr>
-          <w:p>
-            <w:pPr>
-              <w:jc w:val="both"/>
-              <w:rPr>
-                <w:bCs/>
-                <w:color w:val="000000"/>
-                <w:szCs w:val="20"/>
-                <w:shd w:val="clear" w:color="auto" w:fill="FFFFFF"/>
-                <w:lang w:val="en-US"/>
-              </w:rPr>
-            </w:pPr>
-            <w:r>
-              <w:rPr>
-                <w:bCs/>
-                <w:color w:val="000000"/>
-                <w:szCs w:val="20"/>
-                <w:shd w:val="clear" w:color="auto" w:fill="FFFFFF"/>
-                <w:lang w:val="en-US"/>
-              </w:rPr>
-              <w:t>Dishes – Orders</w:t>
-            </w:r>
-          </w:p>
-        </w:tc>
-        <w:tc>
-          <w:tcPr>
-            <w:tcW w:w="4217" w:type="dxa"/>
-          </w:tcPr>
-          <w:p>
-            <w:pPr>
-              <w:jc w:val="both"/>
-              <w:rPr>
-                <w:bCs/>
-                <w:color w:val="000000"/>
-                <w:szCs w:val="20"/>
-                <w:shd w:val="clear" w:color="auto" w:fill="FFFFFF"/>
-              </w:rPr>
-            </w:pPr>
-            <w:r>
-              <w:rPr>
-                <w:bCs/>
-                <w:color w:val="000000"/>
-                <w:szCs w:val="20"/>
-                <w:shd w:val="clear" w:color="auto" w:fill="FFFFFF"/>
-              </w:rPr>
-              <w:t>Одно блюдо может использоваться в разных заказах</w:t>
-            </w:r>
-          </w:p>
-        </w:tc>
-      </w:tr>
-      <w:tr>
-        <w:tc>
-          <w:tcPr>
-            <w:tcW w:w="634" w:type="dxa"/>
-          </w:tcPr>
-          <w:p>
-            <w:pPr>
-              <w:jc w:val="both"/>
-              <w:rPr>
-                <w:bCs/>
-                <w:color w:val="000000"/>
-                <w:szCs w:val="20"/>
-                <w:shd w:val="clear" w:color="auto" w:fill="FFFFFF"/>
-                <w:lang w:val="en-US"/>
-              </w:rPr>
-            </w:pPr>
-            <w:r>
-              <w:rPr>
-                <w:bCs/>
-                <w:color w:val="000000"/>
-                <w:szCs w:val="20"/>
-                <w:shd w:val="clear" w:color="auto" w:fill="FFFFFF"/>
-                <w:lang w:val="en-US"/>
-              </w:rPr>
-              <w:t>4</w:t>
-            </w:r>
-          </w:p>
-        </w:tc>
-        <w:tc>
-          <w:tcPr>
-            <w:tcW w:w="1425" w:type="dxa"/>
-          </w:tcPr>
-          <w:p>
-            <w:pPr>
-              <w:jc w:val="both"/>
-              <w:rPr>
-                <w:bCs/>
-                <w:color w:val="000000"/>
-                <w:szCs w:val="20"/>
-                <w:shd w:val="clear" w:color="auto" w:fill="FFFFFF"/>
-              </w:rPr>
-            </w:pPr>
-            <w:r>
-              <w:rPr>
-                <w:bCs/>
-                <w:color w:val="000000"/>
-                <w:szCs w:val="20"/>
-                <w:shd w:val="clear" w:color="auto" w:fill="FFFFFF"/>
-              </w:rPr>
-              <w:t>1</w:t>
-            </w:r>
-            <w:r>
-              <w:rPr>
-                <w:bCs/>
-                <w:color w:val="000000"/>
-                <w:szCs w:val="20"/>
-                <w:shd w:val="clear" w:color="auto" w:fill="FFFFFF"/>
-                <w:lang w:val="en-US"/>
-              </w:rPr>
-              <w:t>:N</w:t>
-            </w:r>
-          </w:p>
-        </w:tc>
-        <w:tc>
-          <w:tcPr>
-            <w:tcW w:w="3181" w:type="dxa"/>
-          </w:tcPr>
-          <w:p>
-            <w:pPr>
-              <w:jc w:val="both"/>
-              <w:rPr>
-                <w:bCs/>
-                <w:color w:val="000000"/>
-                <w:szCs w:val="20"/>
-                <w:shd w:val="clear" w:color="auto" w:fill="FFFFFF"/>
-                <w:lang w:val="en-US"/>
-              </w:rPr>
-            </w:pPr>
-            <w:r>
-              <w:rPr>
-                <w:bCs/>
-                <w:color w:val="000000"/>
-                <w:szCs w:val="20"/>
-                <w:shd w:val="clear" w:color="auto" w:fill="FFFFFF"/>
-                <w:lang w:val="en-US"/>
-              </w:rPr>
-              <w:t>Tables – Orders</w:t>
-            </w:r>
-          </w:p>
-        </w:tc>
-        <w:tc>
-          <w:tcPr>
-            <w:tcW w:w="4217" w:type="dxa"/>
-          </w:tcPr>
-          <w:p>
-            <w:pPr>
-              <w:jc w:val="both"/>
-              <w:rPr>
-                <w:bCs/>
-                <w:color w:val="000000"/>
-                <w:szCs w:val="20"/>
-                <w:shd w:val="clear" w:color="auto" w:fill="FFFFFF"/>
-              </w:rPr>
-            </w:pPr>
-            <w:r>
-              <w:rPr>
-                <w:bCs/>
-                <w:color w:val="000000"/>
-                <w:szCs w:val="20"/>
-                <w:shd w:val="clear" w:color="auto" w:fill="FFFFFF"/>
-              </w:rPr>
-              <w:t>На один стол может быть заказано несколько блюд</w:t>
-            </w:r>
-          </w:p>
-        </w:tc>
-      </w:tr>
-      <w:tr>
-        <w:tc>
-          <w:tcPr>
-            <w:tcW w:w="634" w:type="dxa"/>
-          </w:tcPr>
-          <w:p>
-            <w:pPr>
-              <w:jc w:val="both"/>
-              <w:rPr>
-                <w:bCs/>
-                <w:color w:val="000000"/>
-                <w:szCs w:val="20"/>
-                <w:shd w:val="clear" w:color="auto" w:fill="FFFFFF"/>
-                <w:lang w:val="en-US"/>
-              </w:rPr>
-            </w:pPr>
-            <w:r>
-              <w:rPr>
-                <w:bCs/>
-                <w:color w:val="000000"/>
-                <w:szCs w:val="20"/>
-                <w:shd w:val="clear" w:color="auto" w:fill="FFFFFF"/>
-                <w:lang w:val="en-US"/>
-              </w:rPr>
-              <w:t>5</w:t>
-            </w:r>
-          </w:p>
-        </w:tc>
-        <w:tc>
-          <w:tcPr>
-            <w:tcW w:w="1425" w:type="dxa"/>
-          </w:tcPr>
-          <w:p>
-            <w:pPr>
-              <w:jc w:val="both"/>
-              <w:rPr>
-                <w:bCs/>
-                <w:color w:val="000000"/>
-                <w:szCs w:val="20"/>
-                <w:shd w:val="clear" w:color="auto" w:fill="FFFFFF"/>
-                <w:lang w:val="en-US"/>
-              </w:rPr>
-            </w:pPr>
-            <w:r>
-              <w:rPr>
-                <w:bCs/>
-                <w:color w:val="000000"/>
-                <w:szCs w:val="20"/>
-                <w:shd w:val="clear" w:color="auto" w:fill="FFFFFF"/>
-                <w:lang w:val="en-US"/>
-              </w:rPr>
-              <w:t>1:N</w:t>
-            </w:r>
-          </w:p>
-        </w:tc>
-        <w:tc>
-          <w:tcPr>
-            <w:tcW w:w="3181" w:type="dxa"/>
-          </w:tcPr>
-          <w:p>
-            <w:pPr>
-              <w:jc w:val="both"/>
-              <w:rPr>
-                <w:bCs/>
-                <w:color w:val="000000"/>
-                <w:szCs w:val="20"/>
-                <w:shd w:val="clear" w:color="auto" w:fill="FFFFFF"/>
-                <w:lang w:val="en-US"/>
-              </w:rPr>
-            </w:pPr>
-            <w:r>
-              <w:rPr>
-                <w:bCs/>
-                <w:color w:val="000000"/>
-                <w:szCs w:val="20"/>
-                <w:shd w:val="clear" w:color="auto" w:fill="FFFFFF"/>
-                <w:lang w:val="en-US"/>
-              </w:rPr>
-              <w:t>Employees – Orders</w:t>
-            </w:r>
-          </w:p>
-        </w:tc>
-        <w:tc>
-          <w:tcPr>
-            <w:tcW w:w="4217" w:type="dxa"/>
-          </w:tcPr>
-          <w:p>
-            <w:pPr>
-              <w:jc w:val="both"/>
-              <w:rPr>
-                <w:bCs/>
-                <w:color w:val="000000"/>
-                <w:szCs w:val="20"/>
-                <w:shd w:val="clear" w:color="auto" w:fill="FFFFFF"/>
-              </w:rPr>
-            </w:pPr>
-            <w:r>
-              <w:rPr>
-                <w:bCs/>
-                <w:color w:val="000000"/>
-                <w:szCs w:val="20"/>
-                <w:shd w:val="clear" w:color="auto" w:fill="FFFFFF"/>
-              </w:rPr>
-              <w:t>Один официант относит блюда с заказов на несколько столов</w:t>
-            </w:r>
-          </w:p>
-        </w:tc>
-      </w:tr>
-    </w:tbl>
-    <w:p>
-      <w:pPr>
-        <w:ind w:firstLine="709"/>
+    </w:p>
+    <w:p>
+      <w:pPr>
+        <w:ind w:firstLine="708"/>
         <w:jc w:val="both"/>
         <w:rPr>
-          <w:b/>
-          <w:color w:val="000000"/>
-          <w:szCs w:val="20"/>
-          <w:shd w:val="clear" w:color="auto" w:fill="FFFFFF"/>
-        </w:rPr>
-      </w:pPr>
-    </w:p>
-    <w:p>
-      <w:pPr>
-        <w:ind w:firstLine="709"/>
-        <w:jc w:val="both"/>
-        <w:rPr>
-          <w:bCs/>
-          <w:color w:val="000000"/>
-          <w:szCs w:val="20"/>
-          <w:shd w:val="clear" w:color="auto" w:fill="FFFFFF"/>
-        </w:rPr>
-      </w:pPr>
-      <w:r>
-        <w:rPr>
-          <w:bCs/>
-          <w:color w:val="000000"/>
-          <w:szCs w:val="20"/>
-          <w:shd w:val="clear" w:color="auto" w:fill="FFFFFF"/>
-        </w:rPr>
-        <w:t>Реляционная модель представлена на рисунке 1.</w:t>
-      </w:r>
-    </w:p>
-    <w:p>
-      <w:pPr>
-        <w:ind w:firstLine="709"/>
-        <w:jc w:val="center"/>
-        <w:rPr>
-          <w:bCs/>
-          <w:color w:val="000000"/>
-          <w:szCs w:val="20"/>
-          <w:shd w:val="clear" w:color="auto" w:fill="FFFFFF"/>
-        </w:rPr>
-      </w:pPr>
-    </w:p>
-    <w:p>
-      <w:pPr>
-        <w:spacing w:before="100" w:beforeAutospacing="1" w:after="100" w:afterAutospacing="1"/>
-        <w:rPr>
-          <w:rFonts w:eastAsia="Times New Roman"/>
-          <w:sz w:val="24"/>
-          <w:szCs w:val="24"/>
-          <w:lang w:val="en-US" w:eastAsia="ru-RU"/>
-        </w:rPr>
-      </w:pPr>
-      <w:r>
-        <w:rPr>
-          <w:rFonts w:eastAsia="Times New Roman"/>
+          <w:rFonts w:eastAsia="Times New Roman" w:cs="Times New Roman"/>
+          <w:color w:val="000000"/>
+          <w:szCs w:val="28"/>
+          <w:lang w:eastAsia="ru-RU"/>
+        </w:rPr>
+      </w:pPr>
+      <w:r>
+        <w:rPr>
+          <w:rFonts w:eastAsia="Times New Roman" w:cs="Times New Roman"/>
+          <w:color w:val="000000"/>
+          <w:szCs w:val="28"/>
+          <w:lang w:eastAsia="ru-RU"/>
+        </w:rPr>
+        <w:t>Вариант 25. Ресторан</w:t>
+      </w:r>
+    </w:p>
+    <w:p>
+      <w:pPr>
+        <w:jc w:val="center"/>
+        <w:rPr>
+          <w:rFonts w:eastAsia="Times New Roman" w:cs="Times New Roman"/>
+          <w:color w:val="000000"/>
+          <w:szCs w:val="28"/>
+          <w:lang w:eastAsia="ru-RU"/>
+        </w:rPr>
+      </w:pPr>
+      <w:r>
+        <w:rPr>
+          <w:rFonts w:eastAsia="Times New Roman" w:cs="Times New Roman"/>
           <w:noProof/>
-          <w:sz w:val="24"/>
-          <w:szCs w:val="24"/>
+          <w:color w:val="000000"/>
+          <w:szCs w:val="28"/>
+          <w:lang w:eastAsia="ru-RU"/>
+        </w:rPr>
+        <w:drawing>
+          <wp:inline distT="0" distB="0" distL="0" distR="0" wp14:anchorId="1F123558" wp14:editId="189527D2">
+            <wp:extent cx="5940425" cy="3347085"/>
+            <wp:effectExtent l="0" t="0" r="3175" b="5715"/>
+            <wp:docPr id="3" name="Рисунок 3"/>
+            <wp:cNvGraphicFramePr>
+              <a:graphicFrameLocks xmlns:a="http://schemas.openxmlformats.org/drawingml/2006/main" noChangeAspect="1"/>
+            </wp:cNvGraphicFramePr>
+            <a:graphic xmlns:a="http://schemas.openxmlformats.org/drawingml/2006/main">
+              <a:graphicData uri="http://schemas.openxmlformats.org/drawingml/2006/picture">
+                <pic:pic xmlns:pic="http://schemas.openxmlformats.org/drawingml/2006/picture">
+                  <pic:nvPicPr>
+                    <pic:cNvPr id="1" name=""/>
+                    <pic:cNvPicPr/>
+                  </pic:nvPicPr>
+                  <pic:blipFill>
+                    <a:blip r:embed="rId5"/>
+                    <a:stretch>
+                      <a:fillRect/>
+                    </a:stretch>
+                  </pic:blipFill>
+                  <pic:spPr>
+                    <a:xfrm>
+                      <a:off x="0" y="0"/>
+                      <a:ext cx="5940425" cy="3347085"/>
+                    </a:xfrm>
+                    <a:prstGeom prst="rect">
+                      <a:avLst/>
+                    </a:prstGeom>
+                  </pic:spPr>
+                </pic:pic>
+              </a:graphicData>
+            </a:graphic>
+          </wp:inline>
+        </w:drawing>
+      </w:r>
+    </w:p>
+    <w:p>
+      <w:pPr>
+        <w:jc w:val="center"/>
+        <w:rPr>
+          <w:rFonts w:eastAsia="Times New Roman" w:cs="Times New Roman"/>
+          <w:color w:val="000000"/>
+          <w:szCs w:val="28"/>
+          <w:lang w:eastAsia="ru-RU"/>
+        </w:rPr>
+      </w:pPr>
+      <w:r>
+        <w:rPr>
+          <w:rFonts w:eastAsia="Times New Roman" w:cs="Times New Roman"/>
+          <w:color w:val="000000"/>
+          <w:szCs w:val="28"/>
+          <w:lang w:eastAsia="ru-RU"/>
+        </w:rPr>
+        <w:t xml:space="preserve">Рисунок </w:t>
+      </w:r>
+      <w:r>
+        <w:rPr>
+          <w:rFonts w:eastAsia="Times New Roman" w:cs="Times New Roman"/>
+          <w:color w:val="000000"/>
+          <w:szCs w:val="28"/>
+          <w:lang w:eastAsia="ru-RU"/>
+        </w:rPr>
+        <w:t>1</w:t>
+      </w:r>
+      <w:r>
+        <w:rPr>
+          <w:rFonts w:eastAsia="Times New Roman" w:cs="Times New Roman"/>
+          <w:color w:val="000000"/>
+          <w:szCs w:val="28"/>
+          <w:lang w:eastAsia="ru-RU"/>
+        </w:rPr>
+        <w:t xml:space="preserve"> – Исходные отношения</w:t>
+      </w:r>
+    </w:p>
+    <w:p>
+      <w:pPr>
+        <w:jc w:val="center"/>
+        <w:rPr>
+          <w:rFonts w:eastAsia="Times New Roman" w:cs="Times New Roman"/>
+          <w:color w:val="000000"/>
+          <w:szCs w:val="28"/>
+          <w:lang w:eastAsia="ru-RU"/>
+        </w:rPr>
+      </w:pPr>
+    </w:p>
+    <w:p>
+      <w:pPr>
+        <w:jc w:val="center"/>
+        <w:rPr>
+          <w:rFonts w:eastAsia="Times New Roman" w:cs="Times New Roman"/>
+          <w:color w:val="000000"/>
+          <w:szCs w:val="28"/>
+          <w:lang w:eastAsia="ru-RU"/>
+        </w:rPr>
+      </w:pPr>
+      <w:r>
+        <w:rPr>
+          <w:rFonts w:eastAsia="Times New Roman" w:cs="Times New Roman"/>
+          <w:noProof/>
+          <w:color w:val="000000"/>
+          <w:szCs w:val="28"/>
           <w:lang w:eastAsia="ru-RU"/>
         </w:rPr>
         <w:lastRenderedPageBreak/>
         <w:drawing>
-          <wp:inline distT="0" distB="0" distL="0" distR="0" wp14:anchorId="6C30F55F" wp14:editId="2D42389F">
-            <wp:extent cx="5939790" cy="1951990"/>
-            <wp:effectExtent l="0" t="0" r="3810" b="0"/>
-            <wp:docPr id="1" name="Рисунок 1"/>
+          <wp:inline distT="0" distB="0" distL="0" distR="0" wp14:anchorId="2D255545" wp14:editId="0C44F177">
+            <wp:extent cx="5934075" cy="2771775"/>
+            <wp:effectExtent l="0" t="0" r="9525" b="9525"/>
+            <wp:docPr id="5" name="Рисунок 5"/>
             <wp:cNvGraphicFramePr>
               <a:graphicFrameLocks xmlns:a="http://schemas.openxmlformats.org/drawingml/2006/main" noChangeAspect="1"/>
             </wp:cNvGraphicFramePr>
@@ -1940,23 +1289,21 @@
                       <a:picLocks noChangeAspect="1" noChangeArrowheads="1"/>
                     </pic:cNvPicPr>
                   </pic:nvPicPr>
-                  <pic:blipFill>
-                    <a:blip r:embed="rId5">
+                  <pic:blipFill rotWithShape="1">
+                    <a:blip r:embed="rId6">
                       <a:extLst>
                         <a:ext uri="{28A0092B-C50C-407E-A947-70E740481C1C}">
                           <a14:useLocalDpi xmlns:a14="http://schemas.microsoft.com/office/drawing/2010/main" val="0"/>
                         </a:ext>
                       </a:extLst>
                     </a:blip>
-                    <a:srcRect/>
-                    <a:stretch>
-                      <a:fillRect/>
-                    </a:stretch>
+                    <a:srcRect b="25954"/>
+                    <a:stretch/>
                   </pic:blipFill>
                   <pic:spPr bwMode="auto">
                     <a:xfrm>
                       <a:off x="0" y="0"/>
-                      <a:ext cx="5939790" cy="1951990"/>
+                      <a:ext cx="5934075" cy="2771775"/>
                     </a:xfrm>
                     <a:prstGeom prst="rect">
                       <a:avLst/>
@@ -1965,6 +1312,11 @@
                     <a:ln>
                       <a:noFill/>
                     </a:ln>
+                    <a:extLst>
+                      <a:ext uri="{53640926-AAD7-44D8-BBD7-CCE9431645EC}">
+                        <a14:shadowObscured xmlns:a14="http://schemas.microsoft.com/office/drawing/2010/main"/>
+                      </a:ext>
+                    </a:extLst>
                   </pic:spPr>
                 </pic:pic>
               </a:graphicData>
@@ -1975,6 +1327,215 @@
     </w:p>
     <w:p>
       <w:pPr>
+        <w:jc w:val="center"/>
+        <w:rPr>
+          <w:rFonts w:eastAsia="Times New Roman" w:cs="Times New Roman"/>
+          <w:color w:val="000000"/>
+          <w:szCs w:val="28"/>
+          <w:lang w:eastAsia="ru-RU"/>
+        </w:rPr>
+      </w:pPr>
+      <w:r>
+        <w:rPr>
+          <w:rFonts w:eastAsia="Times New Roman" w:cs="Times New Roman"/>
+          <w:color w:val="000000"/>
+          <w:szCs w:val="28"/>
+          <w:lang w:eastAsia="ru-RU"/>
+        </w:rPr>
+        <w:t xml:space="preserve">Рисунок </w:t>
+      </w:r>
+      <w:r>
+        <w:rPr>
+          <w:rFonts w:eastAsia="Times New Roman" w:cs="Times New Roman"/>
+          <w:color w:val="000000"/>
+          <w:szCs w:val="28"/>
+          <w:lang w:eastAsia="ru-RU"/>
+        </w:rPr>
+        <w:t>2</w:t>
+      </w:r>
+      <w:r>
+        <w:rPr>
+          <w:rFonts w:eastAsia="Times New Roman" w:cs="Times New Roman"/>
+          <w:color w:val="000000"/>
+          <w:szCs w:val="28"/>
+          <w:lang w:eastAsia="ru-RU"/>
+        </w:rPr>
+        <w:t xml:space="preserve"> – Доведение атрибутов до атомарного состояния</w:t>
+      </w:r>
+    </w:p>
+    <w:p>
+      <w:pPr>
+        <w:jc w:val="center"/>
+        <w:rPr>
+          <w:rFonts w:eastAsia="Times New Roman" w:cs="Times New Roman"/>
+          <w:color w:val="000000"/>
+          <w:szCs w:val="28"/>
+          <w:lang w:eastAsia="ru-RU"/>
+        </w:rPr>
+      </w:pPr>
+    </w:p>
+    <w:p>
+      <w:pPr>
+        <w:jc w:val="center"/>
+        <w:rPr>
+          <w:rFonts w:eastAsia="Times New Roman" w:cs="Times New Roman"/>
+          <w:color w:val="000000"/>
+          <w:szCs w:val="28"/>
+          <w:lang w:eastAsia="ru-RU"/>
+        </w:rPr>
+      </w:pPr>
+      <w:r>
+        <w:rPr>
+          <w:rFonts w:eastAsia="Times New Roman" w:cs="Times New Roman"/>
+          <w:noProof/>
+          <w:color w:val="000000"/>
+          <w:szCs w:val="28"/>
+          <w:lang w:eastAsia="ru-RU"/>
+        </w:rPr>
+        <w:drawing>
+          <wp:inline distT="0" distB="0" distL="0" distR="0" wp14:anchorId="4BF01AF3" wp14:editId="5546C95F">
+            <wp:extent cx="5940425" cy="3730625"/>
+            <wp:effectExtent l="0" t="0" r="3175" b="3175"/>
+            <wp:docPr id="6" name="Рисунок 6"/>
+            <wp:cNvGraphicFramePr>
+              <a:graphicFrameLocks xmlns:a="http://schemas.openxmlformats.org/drawingml/2006/main" noChangeAspect="1"/>
+            </wp:cNvGraphicFramePr>
+            <a:graphic xmlns:a="http://schemas.openxmlformats.org/drawingml/2006/main">
+              <a:graphicData uri="http://schemas.openxmlformats.org/drawingml/2006/picture">
+                <pic:pic xmlns:pic="http://schemas.openxmlformats.org/drawingml/2006/picture">
+                  <pic:nvPicPr>
+                    <pic:cNvPr id="1" name=""/>
+                    <pic:cNvPicPr/>
+                  </pic:nvPicPr>
+                  <pic:blipFill>
+                    <a:blip r:embed="rId7"/>
+                    <a:stretch>
+                      <a:fillRect/>
+                    </a:stretch>
+                  </pic:blipFill>
+                  <pic:spPr>
+                    <a:xfrm>
+                      <a:off x="0" y="0"/>
+                      <a:ext cx="5940425" cy="3730625"/>
+                    </a:xfrm>
+                    <a:prstGeom prst="rect">
+                      <a:avLst/>
+                    </a:prstGeom>
+                  </pic:spPr>
+                </pic:pic>
+              </a:graphicData>
+            </a:graphic>
+          </wp:inline>
+        </w:drawing>
+      </w:r>
+    </w:p>
+    <w:p>
+      <w:pPr>
+        <w:jc w:val="center"/>
+        <w:rPr>
+          <w:rFonts w:eastAsia="Times New Roman" w:cs="Times New Roman"/>
+          <w:color w:val="000000"/>
+          <w:szCs w:val="28"/>
+          <w:lang w:eastAsia="ru-RU"/>
+        </w:rPr>
+      </w:pPr>
+      <w:r>
+        <w:rPr>
+          <w:rFonts w:eastAsia="Times New Roman" w:cs="Times New Roman"/>
+          <w:color w:val="000000"/>
+          <w:szCs w:val="28"/>
+          <w:lang w:eastAsia="ru-RU"/>
+        </w:rPr>
+        <w:t xml:space="preserve">Рисунок </w:t>
+      </w:r>
+      <w:r>
+        <w:rPr>
+          <w:rFonts w:eastAsia="Times New Roman" w:cs="Times New Roman"/>
+          <w:color w:val="000000"/>
+          <w:szCs w:val="28"/>
+          <w:lang w:eastAsia="ru-RU"/>
+        </w:rPr>
+        <w:t>3</w:t>
+      </w:r>
+      <w:r>
+        <w:rPr>
+          <w:rFonts w:eastAsia="Times New Roman" w:cs="Times New Roman"/>
+          <w:color w:val="000000"/>
+          <w:szCs w:val="28"/>
+          <w:lang w:eastAsia="ru-RU"/>
+        </w:rPr>
+        <w:t xml:space="preserve"> – Доведение атрибутов до атомарного состояния</w:t>
+      </w:r>
+    </w:p>
+    <w:p>
+      <w:pPr>
+        <w:jc w:val="center"/>
+        <w:rPr>
+          <w:rFonts w:eastAsia="Times New Roman" w:cs="Times New Roman"/>
+          <w:color w:val="000000"/>
+          <w:szCs w:val="28"/>
+          <w:lang w:eastAsia="ru-RU"/>
+        </w:rPr>
+      </w:pPr>
+    </w:p>
+    <w:p>
+      <w:pPr>
+        <w:jc w:val="center"/>
+        <w:rPr>
+          <w:rFonts w:eastAsia="Times New Roman" w:cs="Times New Roman"/>
+          <w:color w:val="000000"/>
+          <w:szCs w:val="28"/>
+          <w:lang w:eastAsia="ru-RU"/>
+        </w:rPr>
+      </w:pPr>
+      <w:r>
+        <w:rPr>
+          <w:rFonts w:eastAsia="Times New Roman" w:cs="Times New Roman"/>
+          <w:noProof/>
+          <w:color w:val="000000"/>
+          <w:szCs w:val="28"/>
+          <w:lang w:val="en-US" w:eastAsia="ru-RU"/>
+        </w:rPr>
+        <w:lastRenderedPageBreak/>
+        <w:drawing>
+          <wp:inline distT="0" distB="0" distL="0" distR="0" wp14:anchorId="17A82D56" wp14:editId="29DFFE55">
+            <wp:extent cx="5940425" cy="5379720"/>
+            <wp:effectExtent l="0" t="0" r="3175" b="0"/>
+            <wp:docPr id="14" name="Рисунок 14"/>
+            <wp:cNvGraphicFramePr>
+              <a:graphicFrameLocks xmlns:a="http://schemas.openxmlformats.org/drawingml/2006/main" noChangeAspect="1"/>
+            </wp:cNvGraphicFramePr>
+            <a:graphic xmlns:a="http://schemas.openxmlformats.org/drawingml/2006/main">
+              <a:graphicData uri="http://schemas.openxmlformats.org/drawingml/2006/picture">
+                <pic:pic xmlns:pic="http://schemas.openxmlformats.org/drawingml/2006/picture">
+                  <pic:nvPicPr>
+                    <pic:cNvPr id="1" name=""/>
+                    <pic:cNvPicPr/>
+                  </pic:nvPicPr>
+                  <pic:blipFill>
+                    <a:blip r:embed="rId8"/>
+                    <a:stretch>
+                      <a:fillRect/>
+                    </a:stretch>
+                  </pic:blipFill>
+                  <pic:spPr>
+                    <a:xfrm>
+                      <a:off x="0" y="0"/>
+                      <a:ext cx="5940425" cy="5379720"/>
+                    </a:xfrm>
+                    <a:prstGeom prst="rect">
+                      <a:avLst/>
+                    </a:prstGeom>
+                  </pic:spPr>
+                </pic:pic>
+              </a:graphicData>
+            </a:graphic>
+          </wp:inline>
+        </w:drawing>
+      </w:r>
+    </w:p>
+    <w:p>
+      <w:pPr>
         <w:ind w:firstLine="709"/>
         <w:jc w:val="center"/>
         <w:rPr>
@@ -1986,19 +1547,1162 @@
       </w:pPr>
       <w:r>
         <w:rPr>
+          <w:rFonts w:eastAsia="Times New Roman" w:cs="Times New Roman"/>
+          <w:color w:val="000000"/>
+          <w:szCs w:val="28"/>
+          <w:lang w:eastAsia="ru-RU"/>
+        </w:rPr>
+        <w:t xml:space="preserve">Рисунок </w:t>
+      </w:r>
+      <w:r>
+        <w:rPr>
+          <w:rFonts w:eastAsia="Times New Roman" w:cs="Times New Roman"/>
+          <w:color w:val="000000"/>
+          <w:szCs w:val="28"/>
+          <w:lang w:eastAsia="ru-RU"/>
+        </w:rPr>
+        <w:t>4</w:t>
+      </w:r>
+      <w:r>
+        <w:rPr>
+          <w:rFonts w:eastAsia="Times New Roman" w:cs="Times New Roman"/>
+          <w:color w:val="000000"/>
+          <w:szCs w:val="28"/>
+          <w:lang w:eastAsia="ru-RU"/>
+        </w:rPr>
+        <w:t xml:space="preserve"> – Избавление от частичных и транзитивных ФЗ</w:t>
+      </w:r>
+    </w:p>
+    <w:p>
+      <w:pPr>
+        <w:ind w:firstLine="709"/>
+        <w:jc w:val="both"/>
+        <w:rPr>
           <w:bCs/>
           <w:color w:val="000000"/>
           <w:szCs w:val="20"/>
           <w:shd w:val="clear" w:color="auto" w:fill="FFFFFF"/>
         </w:rPr>
-        <w:t xml:space="preserve">Рисунок 1 – </w:t>
-      </w:r>
-      <w:r>
+      </w:pPr>
+    </w:p>
+    <w:p>
+      <w:pPr>
+        <w:ind w:firstLine="709"/>
+        <w:jc w:val="both"/>
         <w:rPr>
           <w:bCs/>
           <w:color w:val="000000"/>
           <w:szCs w:val="20"/>
           <w:shd w:val="clear" w:color="auto" w:fill="FFFFFF"/>
+        </w:rPr>
+      </w:pPr>
+      <w:r>
+        <w:rPr>
+          <w:bCs/>
+          <w:color w:val="000000"/>
+          <w:szCs w:val="20"/>
+          <w:shd w:val="clear" w:color="auto" w:fill="FFFFFF"/>
+        </w:rPr>
+        <w:t>Таблица 1 – Связи концептуальной модели</w:t>
+      </w:r>
+    </w:p>
+    <w:tbl>
+      <w:tblPr>
+        <w:tblStyle w:val="a3"/>
+        <w:tblW w:w="9457" w:type="dxa"/>
+        <w:tblLook w:val="04A0" w:firstRow="1" w:lastRow="0" w:firstColumn="1" w:lastColumn="0" w:noHBand="0" w:noVBand="1"/>
+      </w:tblPr>
+      <w:tblGrid>
+        <w:gridCol w:w="634"/>
+        <w:gridCol w:w="1425"/>
+        <w:gridCol w:w="3890"/>
+        <w:gridCol w:w="3508"/>
+      </w:tblGrid>
+      <w:tr>
+        <w:tc>
+          <w:tcPr>
+            <w:tcW w:w="634" w:type="dxa"/>
+          </w:tcPr>
+          <w:p>
+            <w:pPr>
+              <w:jc w:val="center"/>
+              <w:rPr>
+                <w:b/>
+                <w:color w:val="000000"/>
+                <w:szCs w:val="20"/>
+                <w:shd w:val="clear" w:color="auto" w:fill="FFFFFF"/>
+              </w:rPr>
+            </w:pPr>
+            <w:r>
+              <w:rPr>
+                <w:b/>
+                <w:color w:val="000000"/>
+                <w:szCs w:val="20"/>
+                <w:shd w:val="clear" w:color="auto" w:fill="FFFFFF"/>
+              </w:rPr>
+              <w:t>№</w:t>
+            </w:r>
+          </w:p>
+        </w:tc>
+        <w:tc>
+          <w:tcPr>
+            <w:tcW w:w="1425" w:type="dxa"/>
+          </w:tcPr>
+          <w:p>
+            <w:pPr>
+              <w:jc w:val="center"/>
+              <w:rPr>
+                <w:b/>
+                <w:color w:val="000000"/>
+                <w:szCs w:val="20"/>
+                <w:shd w:val="clear" w:color="auto" w:fill="FFFFFF"/>
+              </w:rPr>
+            </w:pPr>
+            <w:r>
+              <w:rPr>
+                <w:b/>
+                <w:color w:val="000000"/>
+                <w:szCs w:val="20"/>
+                <w:shd w:val="clear" w:color="auto" w:fill="FFFFFF"/>
+              </w:rPr>
+              <w:t>Название связи</w:t>
+            </w:r>
+          </w:p>
+        </w:tc>
+        <w:tc>
+          <w:tcPr>
+            <w:tcW w:w="3890" w:type="dxa"/>
+          </w:tcPr>
+          <w:p>
+            <w:pPr>
+              <w:jc w:val="center"/>
+              <w:rPr>
+                <w:b/>
+                <w:color w:val="000000"/>
+                <w:szCs w:val="20"/>
+                <w:shd w:val="clear" w:color="auto" w:fill="FFFFFF"/>
+              </w:rPr>
+            </w:pPr>
+            <w:r>
+              <w:rPr>
+                <w:b/>
+                <w:color w:val="000000"/>
+                <w:szCs w:val="20"/>
+                <w:shd w:val="clear" w:color="auto" w:fill="FFFFFF"/>
+              </w:rPr>
+              <w:t>Сущности</w:t>
+            </w:r>
+            <w:r>
+              <w:rPr>
+                <w:b/>
+                <w:color w:val="000000"/>
+                <w:szCs w:val="20"/>
+                <w:shd w:val="clear" w:color="auto" w:fill="FFFFFF"/>
+                <w:lang w:val="en-US"/>
+              </w:rPr>
+              <w:t xml:space="preserve">, </w:t>
+            </w:r>
+            <w:r>
+              <w:rPr>
+                <w:b/>
+                <w:color w:val="000000"/>
+                <w:szCs w:val="20"/>
+                <w:shd w:val="clear" w:color="auto" w:fill="FFFFFF"/>
+              </w:rPr>
+              <w:t>участвующие в связи</w:t>
+            </w:r>
+          </w:p>
+        </w:tc>
+        <w:tc>
+          <w:tcPr>
+            <w:tcW w:w="3508" w:type="dxa"/>
+          </w:tcPr>
+          <w:p>
+            <w:pPr>
+              <w:jc w:val="center"/>
+              <w:rPr>
+                <w:b/>
+                <w:color w:val="000000"/>
+                <w:szCs w:val="20"/>
+                <w:shd w:val="clear" w:color="auto" w:fill="FFFFFF"/>
+              </w:rPr>
+            </w:pPr>
+            <w:r>
+              <w:rPr>
+                <w:b/>
+                <w:color w:val="000000"/>
+                <w:szCs w:val="20"/>
+                <w:shd w:val="clear" w:color="auto" w:fill="FFFFFF"/>
+              </w:rPr>
+              <w:t>Назначение</w:t>
+            </w:r>
+          </w:p>
+        </w:tc>
+      </w:tr>
+      <w:tr>
+        <w:trPr>
+          <w:trHeight w:val="657"/>
+        </w:trPr>
+        <w:tc>
+          <w:tcPr>
+            <w:tcW w:w="634" w:type="dxa"/>
+            <w:vAlign w:val="center"/>
+          </w:tcPr>
+          <w:p>
+            <w:pPr>
+              <w:jc w:val="center"/>
+              <w:rPr>
+                <w:bCs/>
+                <w:color w:val="000000"/>
+                <w:szCs w:val="20"/>
+                <w:shd w:val="clear" w:color="auto" w:fill="FFFFFF"/>
+              </w:rPr>
+            </w:pPr>
+            <w:r>
+              <w:rPr>
+                <w:bCs/>
+                <w:color w:val="000000"/>
+                <w:szCs w:val="20"/>
+                <w:shd w:val="clear" w:color="auto" w:fill="FFFFFF"/>
+              </w:rPr>
+              <w:t>1</w:t>
+            </w:r>
+          </w:p>
+        </w:tc>
+        <w:tc>
+          <w:tcPr>
+            <w:tcW w:w="1425" w:type="dxa"/>
+            <w:vAlign w:val="center"/>
+          </w:tcPr>
+          <w:p>
+            <w:pPr>
+              <w:jc w:val="center"/>
+              <w:rPr>
+                <w:bCs/>
+                <w:color w:val="000000"/>
+                <w:szCs w:val="20"/>
+                <w:shd w:val="clear" w:color="auto" w:fill="FFFFFF"/>
+                <w:lang w:val="en-US"/>
+              </w:rPr>
+            </w:pPr>
+            <w:r>
+              <w:rPr>
+                <w:bCs/>
+                <w:color w:val="000000"/>
+                <w:szCs w:val="20"/>
+                <w:shd w:val="clear" w:color="auto" w:fill="FFFFFF"/>
+              </w:rPr>
+              <w:t>1</w:t>
+            </w:r>
+            <w:r>
+              <w:rPr>
+                <w:bCs/>
+                <w:color w:val="000000"/>
+                <w:szCs w:val="20"/>
+                <w:shd w:val="clear" w:color="auto" w:fill="FFFFFF"/>
+                <w:lang w:val="en-US"/>
+              </w:rPr>
+              <w:t>:N</w:t>
+            </w:r>
+          </w:p>
+        </w:tc>
+        <w:tc>
+          <w:tcPr>
+            <w:tcW w:w="3890" w:type="dxa"/>
+            <w:vAlign w:val="center"/>
+          </w:tcPr>
+          <w:p>
+            <w:pPr>
+              <w:jc w:val="center"/>
+              <w:rPr>
+                <w:bCs/>
+                <w:color w:val="000000"/>
+                <w:szCs w:val="20"/>
+                <w:shd w:val="clear" w:color="auto" w:fill="FFFFFF"/>
+                <w:lang w:val="en-US"/>
+              </w:rPr>
+            </w:pPr>
+            <w:r>
+              <w:rPr>
+                <w:bCs/>
+                <w:color w:val="000000"/>
+                <w:szCs w:val="20"/>
+                <w:shd w:val="clear" w:color="auto" w:fill="FFFFFF"/>
+                <w:lang w:val="en-US"/>
+              </w:rPr>
+              <w:t>Products</w:t>
+            </w:r>
+            <w:r>
+              <w:rPr>
+                <w:bCs/>
+                <w:color w:val="000000"/>
+                <w:szCs w:val="20"/>
+                <w:shd w:val="clear" w:color="auto" w:fill="FFFFFF"/>
+              </w:rPr>
+              <w:t xml:space="preserve"> </w:t>
+            </w:r>
+            <w:r>
+              <w:rPr>
+                <w:bCs/>
+                <w:color w:val="000000"/>
+                <w:szCs w:val="20"/>
+                <w:shd w:val="clear" w:color="auto" w:fill="FFFFFF"/>
+                <w:lang w:val="en-US"/>
+              </w:rPr>
+              <w:t>– Dishes_comp</w:t>
+            </w:r>
+            <w:r>
+              <w:rPr>
+                <w:bCs/>
+                <w:color w:val="000000"/>
+                <w:szCs w:val="20"/>
+                <w:shd w:val="clear" w:color="auto" w:fill="FFFFFF"/>
+                <w:lang w:val="en-US"/>
+              </w:rPr>
+              <w:t>s</w:t>
+            </w:r>
+          </w:p>
+        </w:tc>
+        <w:tc>
+          <w:tcPr>
+            <w:tcW w:w="3508" w:type="dxa"/>
+            <w:vMerge w:val="restart"/>
+          </w:tcPr>
+          <w:p>
+            <w:pPr>
+              <w:jc w:val="both"/>
+              <w:rPr>
+                <w:bCs/>
+                <w:color w:val="000000"/>
+                <w:szCs w:val="20"/>
+                <w:shd w:val="clear" w:color="auto" w:fill="FFFFFF"/>
+              </w:rPr>
+            </w:pPr>
+            <w:r>
+              <w:rPr>
+                <w:bCs/>
+                <w:color w:val="000000"/>
+                <w:szCs w:val="20"/>
+                <w:shd w:val="clear" w:color="auto" w:fill="FFFFFF"/>
+              </w:rPr>
+              <w:t>Для приготовления одного блюда нужно несколько продуктов</w:t>
+            </w:r>
+            <w:r>
+              <w:rPr>
+                <w:bCs/>
+                <w:color w:val="000000"/>
+                <w:szCs w:val="20"/>
+                <w:shd w:val="clear" w:color="auto" w:fill="FFFFFF"/>
+              </w:rPr>
+              <w:t>. Разные блюда могут иметь похожие ингредиенты.</w:t>
+            </w:r>
+          </w:p>
+        </w:tc>
+      </w:tr>
+      <w:tr>
+        <w:tc>
+          <w:tcPr>
+            <w:tcW w:w="634" w:type="dxa"/>
+            <w:vAlign w:val="center"/>
+          </w:tcPr>
+          <w:p>
+            <w:pPr>
+              <w:jc w:val="center"/>
+              <w:rPr>
+                <w:bCs/>
+                <w:color w:val="000000"/>
+                <w:szCs w:val="20"/>
+                <w:shd w:val="clear" w:color="auto" w:fill="FFFFFF"/>
+                <w:lang w:val="en-US"/>
+              </w:rPr>
+            </w:pPr>
+            <w:r>
+              <w:rPr>
+                <w:bCs/>
+                <w:color w:val="000000"/>
+                <w:szCs w:val="20"/>
+                <w:shd w:val="clear" w:color="auto" w:fill="FFFFFF"/>
+                <w:lang w:val="en-US"/>
+              </w:rPr>
+              <w:t>2</w:t>
+            </w:r>
+          </w:p>
+        </w:tc>
+        <w:tc>
+          <w:tcPr>
+            <w:tcW w:w="1425" w:type="dxa"/>
+            <w:vAlign w:val="center"/>
+          </w:tcPr>
+          <w:p>
+            <w:pPr>
+              <w:jc w:val="center"/>
+              <w:rPr>
+                <w:bCs/>
+                <w:color w:val="000000"/>
+                <w:szCs w:val="20"/>
+                <w:shd w:val="clear" w:color="auto" w:fill="FFFFFF"/>
+              </w:rPr>
+            </w:pPr>
+            <w:r>
+              <w:rPr>
+                <w:bCs/>
+                <w:color w:val="000000"/>
+                <w:szCs w:val="20"/>
+                <w:shd w:val="clear" w:color="auto" w:fill="FFFFFF"/>
+              </w:rPr>
+              <w:t>1</w:t>
+            </w:r>
+            <w:r>
+              <w:rPr>
+                <w:bCs/>
+                <w:color w:val="000000"/>
+                <w:szCs w:val="20"/>
+                <w:shd w:val="clear" w:color="auto" w:fill="FFFFFF"/>
+                <w:lang w:val="en-US"/>
+              </w:rPr>
+              <w:t>:N</w:t>
+            </w:r>
+          </w:p>
+        </w:tc>
+        <w:tc>
+          <w:tcPr>
+            <w:tcW w:w="3890" w:type="dxa"/>
+            <w:vAlign w:val="center"/>
+          </w:tcPr>
+          <w:p>
+            <w:pPr>
+              <w:jc w:val="center"/>
+              <w:rPr>
+                <w:bCs/>
+                <w:color w:val="000000"/>
+                <w:szCs w:val="20"/>
+                <w:shd w:val="clear" w:color="auto" w:fill="FFFFFF"/>
+                <w:lang w:val="en-US"/>
+              </w:rPr>
+            </w:pPr>
+            <w:r>
+              <w:rPr>
+                <w:bCs/>
+                <w:color w:val="000000"/>
+                <w:szCs w:val="20"/>
+                <w:shd w:val="clear" w:color="auto" w:fill="FFFFFF"/>
+                <w:lang w:val="en-US"/>
+              </w:rPr>
+              <w:t>Dishes – Dishes_comp</w:t>
+            </w:r>
+            <w:r>
+              <w:rPr>
+                <w:bCs/>
+                <w:color w:val="000000"/>
+                <w:szCs w:val="20"/>
+                <w:shd w:val="clear" w:color="auto" w:fill="FFFFFF"/>
+                <w:lang w:val="en-US"/>
+              </w:rPr>
+              <w:t>s</w:t>
+            </w:r>
+          </w:p>
+        </w:tc>
+        <w:tc>
+          <w:tcPr>
+            <w:tcW w:w="3508" w:type="dxa"/>
+            <w:vMerge/>
+          </w:tcPr>
+          <w:p>
+            <w:pPr>
+              <w:jc w:val="both"/>
+              <w:rPr>
+                <w:bCs/>
+                <w:color w:val="000000"/>
+                <w:szCs w:val="20"/>
+                <w:shd w:val="clear" w:color="auto" w:fill="FFFFFF"/>
+              </w:rPr>
+            </w:pPr>
+          </w:p>
+        </w:tc>
+      </w:tr>
+      <w:tr>
+        <w:tc>
+          <w:tcPr>
+            <w:tcW w:w="634" w:type="dxa"/>
+            <w:vAlign w:val="center"/>
+          </w:tcPr>
+          <w:p>
+            <w:pPr>
+              <w:jc w:val="center"/>
+              <w:rPr>
+                <w:bCs/>
+                <w:color w:val="000000"/>
+                <w:szCs w:val="20"/>
+                <w:shd w:val="clear" w:color="auto" w:fill="FFFFFF"/>
+                <w:lang w:val="en-US"/>
+              </w:rPr>
+            </w:pPr>
+            <w:r>
+              <w:rPr>
+                <w:bCs/>
+                <w:color w:val="000000"/>
+                <w:szCs w:val="20"/>
+                <w:shd w:val="clear" w:color="auto" w:fill="FFFFFF"/>
+                <w:lang w:val="en-US"/>
+              </w:rPr>
+              <w:t>3</w:t>
+            </w:r>
+          </w:p>
+        </w:tc>
+        <w:tc>
+          <w:tcPr>
+            <w:tcW w:w="1425" w:type="dxa"/>
+            <w:vAlign w:val="center"/>
+          </w:tcPr>
+          <w:p>
+            <w:pPr>
+              <w:jc w:val="center"/>
+              <w:rPr>
+                <w:bCs/>
+                <w:color w:val="000000"/>
+                <w:szCs w:val="20"/>
+                <w:shd w:val="clear" w:color="auto" w:fill="FFFFFF"/>
+              </w:rPr>
+            </w:pPr>
+            <w:r>
+              <w:rPr>
+                <w:bCs/>
+                <w:color w:val="000000"/>
+                <w:szCs w:val="20"/>
+                <w:shd w:val="clear" w:color="auto" w:fill="FFFFFF"/>
+                <w:lang w:val="en-US"/>
+              </w:rPr>
+              <w:t>N</w:t>
+            </w:r>
+            <w:r>
+              <w:rPr>
+                <w:bCs/>
+                <w:color w:val="000000"/>
+                <w:szCs w:val="20"/>
+                <w:shd w:val="clear" w:color="auto" w:fill="FFFFFF"/>
+                <w:lang w:val="en-US"/>
+              </w:rPr>
+              <w:t>:</w:t>
+            </w:r>
+            <w:r>
+              <w:rPr>
+                <w:bCs/>
+                <w:color w:val="000000"/>
+                <w:szCs w:val="20"/>
+                <w:shd w:val="clear" w:color="auto" w:fill="FFFFFF"/>
+                <w:lang w:val="en-US"/>
+              </w:rPr>
+              <w:t>M</w:t>
+            </w:r>
+          </w:p>
+        </w:tc>
+        <w:tc>
+          <w:tcPr>
+            <w:tcW w:w="3890" w:type="dxa"/>
+            <w:vAlign w:val="center"/>
+          </w:tcPr>
+          <w:p>
+            <w:pPr>
+              <w:jc w:val="center"/>
+              <w:rPr>
+                <w:bCs/>
+                <w:color w:val="000000"/>
+                <w:szCs w:val="20"/>
+                <w:shd w:val="clear" w:color="auto" w:fill="FFFFFF"/>
+                <w:lang w:val="en-US"/>
+              </w:rPr>
+            </w:pPr>
+            <w:r>
+              <w:rPr>
+                <w:bCs/>
+                <w:color w:val="000000"/>
+                <w:szCs w:val="20"/>
+                <w:shd w:val="clear" w:color="auto" w:fill="FFFFFF"/>
+                <w:lang w:val="en-US"/>
+              </w:rPr>
+              <w:t>Orders</w:t>
+            </w:r>
+            <w:r>
+              <w:rPr>
+                <w:bCs/>
+                <w:color w:val="000000"/>
+                <w:szCs w:val="20"/>
+                <w:shd w:val="clear" w:color="auto" w:fill="FFFFFF"/>
+                <w:lang w:val="en-US"/>
+              </w:rPr>
+              <w:t xml:space="preserve"> –</w:t>
+            </w:r>
+            <w:r>
+              <w:rPr>
+                <w:bCs/>
+                <w:color w:val="000000"/>
+                <w:szCs w:val="20"/>
+                <w:shd w:val="clear" w:color="auto" w:fill="FFFFFF"/>
+                <w:lang w:val="en-US"/>
+              </w:rPr>
+              <w:t xml:space="preserve"> </w:t>
+            </w:r>
+            <w:r>
+              <w:rPr>
+                <w:bCs/>
+                <w:color w:val="000000"/>
+                <w:szCs w:val="20"/>
+                <w:shd w:val="clear" w:color="auto" w:fill="FFFFFF"/>
+                <w:lang w:val="en-US"/>
+              </w:rPr>
+              <w:t>Dishes</w:t>
+            </w:r>
+          </w:p>
+        </w:tc>
+        <w:tc>
+          <w:tcPr>
+            <w:tcW w:w="3508" w:type="dxa"/>
+          </w:tcPr>
+          <w:p>
+            <w:pPr>
+              <w:jc w:val="both"/>
+              <w:rPr>
+                <w:bCs/>
+                <w:color w:val="000000"/>
+                <w:szCs w:val="20"/>
+                <w:shd w:val="clear" w:color="auto" w:fill="FFFFFF"/>
+              </w:rPr>
+            </w:pPr>
+            <w:r>
+              <w:rPr>
+                <w:bCs/>
+                <w:color w:val="000000"/>
+                <w:szCs w:val="20"/>
+                <w:shd w:val="clear" w:color="auto" w:fill="FFFFFF"/>
+              </w:rPr>
+              <w:t>Одно блюдо может использоваться в разных заказах</w:t>
+            </w:r>
+            <w:r>
+              <w:rPr>
+                <w:bCs/>
+                <w:color w:val="000000"/>
+                <w:szCs w:val="20"/>
+                <w:shd w:val="clear" w:color="auto" w:fill="FFFFFF"/>
+              </w:rPr>
+              <w:t xml:space="preserve">, </w:t>
+            </w:r>
+            <w:r>
+              <w:rPr>
+                <w:bCs/>
+                <w:color w:val="000000"/>
+                <w:szCs w:val="20"/>
+                <w:shd w:val="clear" w:color="auto" w:fill="FFFFFF"/>
+              </w:rPr>
+              <w:t>несколько раз в одном заказе. В одном заказе может быть несколько блюд.</w:t>
+            </w:r>
+          </w:p>
+        </w:tc>
+      </w:tr>
+      <w:tr>
+        <w:tc>
+          <w:tcPr>
+            <w:tcW w:w="634" w:type="dxa"/>
+            <w:vAlign w:val="center"/>
+          </w:tcPr>
+          <w:p>
+            <w:pPr>
+              <w:jc w:val="center"/>
+              <w:rPr>
+                <w:bCs/>
+                <w:color w:val="000000"/>
+                <w:szCs w:val="20"/>
+                <w:shd w:val="clear" w:color="auto" w:fill="FFFFFF"/>
+                <w:lang w:val="en-US"/>
+              </w:rPr>
+            </w:pPr>
+            <w:r>
+              <w:rPr>
+                <w:bCs/>
+                <w:color w:val="000000"/>
+                <w:szCs w:val="20"/>
+                <w:shd w:val="clear" w:color="auto" w:fill="FFFFFF"/>
+                <w:lang w:val="en-US"/>
+              </w:rPr>
+              <w:t>4</w:t>
+            </w:r>
+          </w:p>
+        </w:tc>
+        <w:tc>
+          <w:tcPr>
+            <w:tcW w:w="1425" w:type="dxa"/>
+            <w:vAlign w:val="center"/>
+          </w:tcPr>
+          <w:p>
+            <w:pPr>
+              <w:jc w:val="center"/>
+              <w:rPr>
+                <w:bCs/>
+                <w:color w:val="000000"/>
+                <w:szCs w:val="20"/>
+                <w:shd w:val="clear" w:color="auto" w:fill="FFFFFF"/>
+              </w:rPr>
+            </w:pPr>
+            <w:r>
+              <w:rPr>
+                <w:bCs/>
+                <w:color w:val="000000"/>
+                <w:szCs w:val="20"/>
+                <w:shd w:val="clear" w:color="auto" w:fill="FFFFFF"/>
+              </w:rPr>
+              <w:t>1</w:t>
+            </w:r>
+            <w:r>
+              <w:rPr>
+                <w:bCs/>
+                <w:color w:val="000000"/>
+                <w:szCs w:val="20"/>
+                <w:shd w:val="clear" w:color="auto" w:fill="FFFFFF"/>
+                <w:lang w:val="en-US"/>
+              </w:rPr>
+              <w:t>:N</w:t>
+            </w:r>
+          </w:p>
+        </w:tc>
+        <w:tc>
+          <w:tcPr>
+            <w:tcW w:w="3890" w:type="dxa"/>
+            <w:vAlign w:val="center"/>
+          </w:tcPr>
+          <w:p>
+            <w:pPr>
+              <w:jc w:val="center"/>
+              <w:rPr>
+                <w:bCs/>
+                <w:color w:val="000000"/>
+                <w:szCs w:val="20"/>
+                <w:shd w:val="clear" w:color="auto" w:fill="FFFFFF"/>
+                <w:lang w:val="en-US"/>
+              </w:rPr>
+            </w:pPr>
+            <w:r>
+              <w:rPr>
+                <w:bCs/>
+                <w:color w:val="000000"/>
+                <w:szCs w:val="20"/>
+                <w:shd w:val="clear" w:color="auto" w:fill="FFFFFF"/>
+                <w:lang w:val="en-US"/>
+              </w:rPr>
+              <w:t>Tables – Orders</w:t>
+            </w:r>
+          </w:p>
+        </w:tc>
+        <w:tc>
+          <w:tcPr>
+            <w:tcW w:w="3508" w:type="dxa"/>
+          </w:tcPr>
+          <w:p>
+            <w:pPr>
+              <w:jc w:val="both"/>
+              <w:rPr>
+                <w:bCs/>
+                <w:color w:val="000000"/>
+                <w:szCs w:val="20"/>
+                <w:shd w:val="clear" w:color="auto" w:fill="FFFFFF"/>
+              </w:rPr>
+            </w:pPr>
+            <w:r>
+              <w:rPr>
+                <w:bCs/>
+                <w:color w:val="000000"/>
+                <w:szCs w:val="20"/>
+                <w:shd w:val="clear" w:color="auto" w:fill="FFFFFF"/>
+              </w:rPr>
+              <w:t xml:space="preserve">На один стол может быть </w:t>
+            </w:r>
+            <w:r>
+              <w:rPr>
+                <w:bCs/>
+                <w:color w:val="000000"/>
+                <w:szCs w:val="20"/>
+                <w:shd w:val="clear" w:color="auto" w:fill="FFFFFF"/>
+              </w:rPr>
+              <w:t>сделано несколько заказов.</w:t>
+            </w:r>
+          </w:p>
+        </w:tc>
+      </w:tr>
+      <w:tr>
+        <w:tc>
+          <w:tcPr>
+            <w:tcW w:w="634" w:type="dxa"/>
+            <w:vAlign w:val="center"/>
+          </w:tcPr>
+          <w:p>
+            <w:pPr>
+              <w:jc w:val="center"/>
+              <w:rPr>
+                <w:bCs/>
+                <w:color w:val="000000"/>
+                <w:szCs w:val="20"/>
+                <w:shd w:val="clear" w:color="auto" w:fill="FFFFFF"/>
+                <w:lang w:val="en-US"/>
+              </w:rPr>
+            </w:pPr>
+            <w:r>
+              <w:rPr>
+                <w:bCs/>
+                <w:color w:val="000000"/>
+                <w:szCs w:val="20"/>
+                <w:shd w:val="clear" w:color="auto" w:fill="FFFFFF"/>
+                <w:lang w:val="en-US"/>
+              </w:rPr>
+              <w:lastRenderedPageBreak/>
+              <w:t>5</w:t>
+            </w:r>
+          </w:p>
+        </w:tc>
+        <w:tc>
+          <w:tcPr>
+            <w:tcW w:w="1425" w:type="dxa"/>
+            <w:vAlign w:val="center"/>
+          </w:tcPr>
+          <w:p>
+            <w:pPr>
+              <w:jc w:val="center"/>
+              <w:rPr>
+                <w:bCs/>
+                <w:color w:val="000000"/>
+                <w:szCs w:val="20"/>
+                <w:shd w:val="clear" w:color="auto" w:fill="FFFFFF"/>
+                <w:lang w:val="en-US"/>
+              </w:rPr>
+            </w:pPr>
+            <w:r>
+              <w:rPr>
+                <w:bCs/>
+                <w:color w:val="000000"/>
+                <w:szCs w:val="20"/>
+                <w:shd w:val="clear" w:color="auto" w:fill="FFFFFF"/>
+                <w:lang w:val="en-US"/>
+              </w:rPr>
+              <w:t>1:N</w:t>
+            </w:r>
+          </w:p>
+        </w:tc>
+        <w:tc>
+          <w:tcPr>
+            <w:tcW w:w="3890" w:type="dxa"/>
+            <w:vAlign w:val="center"/>
+          </w:tcPr>
+          <w:p>
+            <w:pPr>
+              <w:jc w:val="center"/>
+              <w:rPr>
+                <w:bCs/>
+                <w:color w:val="000000"/>
+                <w:szCs w:val="20"/>
+                <w:shd w:val="clear" w:color="auto" w:fill="FFFFFF"/>
+                <w:lang w:val="en-US"/>
+              </w:rPr>
+            </w:pPr>
+            <w:r>
+              <w:rPr>
+                <w:bCs/>
+                <w:color w:val="000000"/>
+                <w:szCs w:val="20"/>
+                <w:shd w:val="clear" w:color="auto" w:fill="FFFFFF"/>
+                <w:lang w:val="en-US"/>
+              </w:rPr>
+              <w:t>Employees – Orders</w:t>
+            </w:r>
+          </w:p>
+        </w:tc>
+        <w:tc>
+          <w:tcPr>
+            <w:tcW w:w="3508" w:type="dxa"/>
+          </w:tcPr>
+          <w:p>
+            <w:pPr>
+              <w:jc w:val="both"/>
+              <w:rPr>
+                <w:bCs/>
+                <w:color w:val="000000"/>
+                <w:szCs w:val="20"/>
+                <w:shd w:val="clear" w:color="auto" w:fill="FFFFFF"/>
+              </w:rPr>
+            </w:pPr>
+            <w:r>
+              <w:rPr>
+                <w:bCs/>
+                <w:color w:val="000000"/>
+                <w:szCs w:val="20"/>
+                <w:shd w:val="clear" w:color="auto" w:fill="FFFFFF"/>
+              </w:rPr>
+              <w:t xml:space="preserve">Один официант </w:t>
+            </w:r>
+            <w:r>
+              <w:rPr>
+                <w:bCs/>
+                <w:color w:val="000000"/>
+                <w:szCs w:val="20"/>
+                <w:shd w:val="clear" w:color="auto" w:fill="FFFFFF"/>
+              </w:rPr>
+              <w:t>работает с несколькими заказами.</w:t>
+            </w:r>
+          </w:p>
+        </w:tc>
+      </w:tr>
+      <w:tr>
+        <w:tc>
+          <w:tcPr>
+            <w:tcW w:w="634" w:type="dxa"/>
+            <w:vAlign w:val="center"/>
+          </w:tcPr>
+          <w:p>
+            <w:pPr>
+              <w:jc w:val="center"/>
+              <w:rPr>
+                <w:bCs/>
+                <w:color w:val="000000"/>
+                <w:szCs w:val="20"/>
+                <w:shd w:val="clear" w:color="auto" w:fill="FFFFFF"/>
+              </w:rPr>
+            </w:pPr>
+            <w:r>
+              <w:rPr>
+                <w:bCs/>
+                <w:color w:val="000000"/>
+                <w:szCs w:val="20"/>
+                <w:shd w:val="clear" w:color="auto" w:fill="FFFFFF"/>
+              </w:rPr>
+              <w:t>6</w:t>
+            </w:r>
+          </w:p>
+        </w:tc>
+        <w:tc>
+          <w:tcPr>
+            <w:tcW w:w="1425" w:type="dxa"/>
+            <w:vAlign w:val="center"/>
+          </w:tcPr>
+          <w:p>
+            <w:pPr>
+              <w:jc w:val="center"/>
+              <w:rPr>
+                <w:bCs/>
+                <w:color w:val="000000"/>
+                <w:szCs w:val="20"/>
+                <w:shd w:val="clear" w:color="auto" w:fill="FFFFFF"/>
+                <w:lang w:val="en-US"/>
+              </w:rPr>
+            </w:pPr>
+            <w:r>
+              <w:rPr>
+                <w:bCs/>
+                <w:color w:val="000000"/>
+                <w:szCs w:val="20"/>
+                <w:shd w:val="clear" w:color="auto" w:fill="FFFFFF"/>
+                <w:lang w:val="en-US"/>
+              </w:rPr>
+              <w:t>1:N</w:t>
+            </w:r>
+          </w:p>
+        </w:tc>
+        <w:tc>
+          <w:tcPr>
+            <w:tcW w:w="3890" w:type="dxa"/>
+            <w:vAlign w:val="center"/>
+          </w:tcPr>
+          <w:p>
+            <w:pPr>
+              <w:jc w:val="center"/>
+              <w:rPr>
+                <w:bCs/>
+                <w:color w:val="000000"/>
+                <w:szCs w:val="20"/>
+                <w:shd w:val="clear" w:color="auto" w:fill="FFFFFF"/>
+                <w:lang w:val="en-US"/>
+              </w:rPr>
+            </w:pPr>
+            <w:r>
+              <w:rPr>
+                <w:bCs/>
+                <w:color w:val="000000"/>
+                <w:szCs w:val="20"/>
+                <w:shd w:val="clear" w:color="auto" w:fill="FFFFFF"/>
+                <w:lang w:val="en-US"/>
+              </w:rPr>
+              <w:t>Clients – Orders</w:t>
+            </w:r>
+          </w:p>
+        </w:tc>
+        <w:tc>
+          <w:tcPr>
+            <w:tcW w:w="3508" w:type="dxa"/>
+          </w:tcPr>
+          <w:p>
+            <w:pPr>
+              <w:jc w:val="both"/>
+              <w:rPr>
+                <w:bCs/>
+                <w:color w:val="000000"/>
+                <w:szCs w:val="20"/>
+                <w:shd w:val="clear" w:color="auto" w:fill="FFFFFF"/>
+              </w:rPr>
+            </w:pPr>
+            <w:r>
+              <w:rPr>
+                <w:bCs/>
+                <w:color w:val="000000"/>
+                <w:szCs w:val="20"/>
+                <w:shd w:val="clear" w:color="auto" w:fill="FFFFFF"/>
+              </w:rPr>
+              <w:t xml:space="preserve">Один клиент </w:t>
+            </w:r>
+            <w:r>
+              <w:rPr>
+                <w:bCs/>
+                <w:color w:val="000000"/>
+                <w:szCs w:val="20"/>
+                <w:shd w:val="clear" w:color="auto" w:fill="FFFFFF"/>
+              </w:rPr>
+              <w:t>может сделать несколько заказов</w:t>
+            </w:r>
+            <w:r>
+              <w:rPr>
+                <w:bCs/>
+                <w:color w:val="000000"/>
+                <w:szCs w:val="20"/>
+                <w:shd w:val="clear" w:color="auto" w:fill="FFFFFF"/>
+              </w:rPr>
+              <w:t>.</w:t>
+            </w:r>
+          </w:p>
+        </w:tc>
+      </w:tr>
+    </w:tbl>
+    <w:p>
+      <w:pPr>
+        <w:ind w:firstLine="709"/>
+        <w:jc w:val="both"/>
+        <w:rPr>
+          <w:b/>
+          <w:color w:val="000000"/>
+          <w:szCs w:val="20"/>
+          <w:shd w:val="clear" w:color="auto" w:fill="FFFFFF"/>
+        </w:rPr>
+      </w:pPr>
+    </w:p>
+    <w:p>
+      <w:pPr>
+        <w:ind w:firstLine="709"/>
+        <w:jc w:val="both"/>
+        <w:rPr>
+          <w:bCs/>
+          <w:color w:val="000000"/>
+          <w:szCs w:val="20"/>
+          <w:shd w:val="clear" w:color="auto" w:fill="FFFFFF"/>
+        </w:rPr>
+      </w:pPr>
+      <w:r>
+        <w:rPr>
+          <w:bCs/>
+          <w:color w:val="000000"/>
+          <w:szCs w:val="20"/>
+          <w:shd w:val="clear" w:color="auto" w:fill="FFFFFF"/>
+        </w:rPr>
+        <w:t>Реляционная модель представлена на рисунке 1.</w:t>
+      </w:r>
+    </w:p>
+    <w:p>
+      <w:pPr>
+        <w:spacing w:before="100" w:beforeAutospacing="1"/>
+        <w:rPr>
+          <w:rFonts w:eastAsia="Times New Roman"/>
+          <w:sz w:val="24"/>
+          <w:szCs w:val="24"/>
+          <w:lang w:eastAsia="ru-RU"/>
+        </w:rPr>
+      </w:pPr>
+      <w:r>
+        <w:rPr>
+          <w:noProof/>
+        </w:rPr>
+        <w:drawing>
+          <wp:inline distT="0" distB="0" distL="0" distR="0" wp14:anchorId="1AD7F85B" wp14:editId="7EF9FB05">
+            <wp:extent cx="5940425" cy="2729865"/>
+            <wp:effectExtent l="0" t="0" r="3175" b="0"/>
+            <wp:docPr id="1" name="Рисунок 1"/>
+            <wp:cNvGraphicFramePr>
+              <a:graphicFrameLocks xmlns:a="http://schemas.openxmlformats.org/drawingml/2006/main" noChangeAspect="1"/>
+            </wp:cNvGraphicFramePr>
+            <a:graphic xmlns:a="http://schemas.openxmlformats.org/drawingml/2006/main">
+              <a:graphicData uri="http://schemas.openxmlformats.org/drawingml/2006/picture">
+                <pic:pic xmlns:pic="http://schemas.openxmlformats.org/drawingml/2006/picture">
+                  <pic:nvPicPr>
+                    <pic:cNvPr id="1" name=""/>
+                    <pic:cNvPicPr/>
+                  </pic:nvPicPr>
+                  <pic:blipFill>
+                    <a:blip r:embed="rId9"/>
+                    <a:stretch>
+                      <a:fillRect/>
+                    </a:stretch>
+                  </pic:blipFill>
+                  <pic:spPr>
+                    <a:xfrm>
+                      <a:off x="0" y="0"/>
+                      <a:ext cx="5940425" cy="2729865"/>
+                    </a:xfrm>
+                    <a:prstGeom prst="rect">
+                      <a:avLst/>
+                    </a:prstGeom>
+                  </pic:spPr>
+                </pic:pic>
+              </a:graphicData>
+            </a:graphic>
+          </wp:inline>
+        </w:drawing>
+      </w:r>
+    </w:p>
+    <w:p>
+      <w:pPr>
+        <w:ind w:firstLine="709"/>
+        <w:jc w:val="center"/>
+        <w:rPr>
+          <w:bCs/>
+          <w:color w:val="000000"/>
+          <w:szCs w:val="20"/>
+          <w:shd w:val="clear" w:color="auto" w:fill="FFFFFF"/>
+        </w:rPr>
+      </w:pPr>
+      <w:r>
+        <w:rPr>
+          <w:bCs/>
+          <w:color w:val="000000"/>
+          <w:szCs w:val="20"/>
+          <w:shd w:val="clear" w:color="auto" w:fill="FFFFFF"/>
+        </w:rPr>
+        <w:t xml:space="preserve">Рисунок </w:t>
+      </w:r>
+      <w:r>
+        <w:rPr>
+          <w:bCs/>
+          <w:color w:val="000000"/>
+          <w:szCs w:val="20"/>
+          <w:shd w:val="clear" w:color="auto" w:fill="FFFFFF"/>
+        </w:rPr>
+        <w:t>5</w:t>
+      </w:r>
+      <w:r>
+        <w:rPr>
+          <w:bCs/>
+          <w:color w:val="000000"/>
+          <w:szCs w:val="20"/>
+          <w:shd w:val="clear" w:color="auto" w:fill="FFFFFF"/>
+        </w:rPr>
+        <w:t xml:space="preserve"> – </w:t>
+      </w:r>
+      <w:r>
+        <w:rPr>
+          <w:bCs/>
+          <w:color w:val="000000"/>
+          <w:szCs w:val="20"/>
+          <w:shd w:val="clear" w:color="auto" w:fill="FFFFFF"/>
           <w:lang w:val="en-US"/>
         </w:rPr>
         <w:t>ERD</w:t>
@@ -2008,17 +2712,6 @@
       <w:pPr>
         <w:ind w:firstLine="709"/>
         <w:jc w:val="center"/>
-        <w:rPr>
-          <w:bCs/>
-          <w:color w:val="000000"/>
-          <w:szCs w:val="20"/>
-          <w:shd w:val="clear" w:color="auto" w:fill="FFFFFF"/>
-        </w:rPr>
-      </w:pPr>
-    </w:p>
-    <w:p>
-      <w:pPr>
-        <w:spacing w:after="160" w:line="259" w:lineRule="auto"/>
         <w:rPr>
           <w:rFonts w:eastAsia="Times New Roman" w:cs="Times New Roman"/>
           <w:b/>
@@ -2028,7 +2721,11 @@
           <w:lang w:eastAsia="ru-RU"/>
         </w:rPr>
       </w:pPr>
-      <w:r>
+    </w:p>
+    <w:p>
+      <w:pPr>
+        <w:spacing w:before="120" w:after="120" w:line="250" w:lineRule="atLeast"/>
+        <w:jc w:val="center"/>
         <w:rPr>
           <w:rFonts w:eastAsia="Times New Roman" w:cs="Times New Roman"/>
           <w:b/>
@@ -2037,13 +2734,8 @@
           <w:szCs w:val="28"/>
           <w:lang w:eastAsia="ru-RU"/>
         </w:rPr>
-        <w:br w:type="page"/>
-      </w:r>
-    </w:p>
-    <w:p>
-      <w:pPr>
-        <w:spacing w:before="120" w:after="120" w:line="250" w:lineRule="atLeast"/>
-        <w:jc w:val="center"/>
+      </w:pPr>
+      <w:r>
         <w:rPr>
           <w:rFonts w:eastAsia="Times New Roman" w:cs="Times New Roman"/>
           <w:b/>
@@ -2052,17 +2744,6 @@
           <w:szCs w:val="28"/>
           <w:lang w:eastAsia="ru-RU"/>
         </w:rPr>
-      </w:pPr>
-      <w:r>
-        <w:rPr>
-          <w:rFonts w:eastAsia="Times New Roman" w:cs="Times New Roman"/>
-          <w:b/>
-          <w:bCs/>
-          <w:color w:val="000000"/>
-          <w:szCs w:val="28"/>
-          <w:lang w:eastAsia="ru-RU"/>
-        </w:rPr>
-        <w:lastRenderedPageBreak/>
         <w:t>Выводы</w:t>
       </w:r>
     </w:p>
@@ -2106,16 +2787,7 @@
         <w:t xml:space="preserve">научился </w:t>
       </w:r>
       <w:r>
-        <w:t>п</w:t>
-      </w:r>
-      <w:r>
-        <w:t>реобразов</w:t>
-      </w:r>
-      <w:r>
-        <w:t>ыв</w:t>
-      </w:r>
-      <w:r>
-        <w:t>ать построенную инфологическую модель базы данных в реляционную.</w:t>
+        <w:t>преобразовывать построенную инфологическую модель базы данных в реляционную.</w:t>
       </w:r>
     </w:p>
     <w:p>
